--- a/example_articles/states/New York/1.states_New York_New_York_Times.docx
+++ b/example_articles/states/New York/1.states_New York_New_York_Times.docx
@@ -27,17 +27,17 @@
     </w:p>
     <w:p>
       <w:r>
-        <w:t>Source File: NYT/29.DOCX</w:t>
+        <w:t>Source file: NYT/29.DOCX</w:t>
       </w:r>
     </w:p>
     <w:p>
       <w:r>
-        <w:t>Raw locations result: ['New York']</w:t>
+        <w:t>Raw locations result, 'locations': ['New York']</w:t>
       </w:r>
     </w:p>
     <w:p>
       <w:r>
-        <w:t>states_stand_flat (Standardized): New York</w:t>
+        <w:t>Standardized locations result, 'states_stand_flat': New York</w:t>
       </w:r>
     </w:p>
     <w:p>

--- a/example_articles/states/New York/1.states_New York_New_York_Times.docx
+++ b/example_articles/states/New York/1.states_New York_New_York_Times.docx
@@ -7,7 +7,7 @@
         <w:pStyle w:val="Heading1"/>
       </w:pPr>
       <w:r>
-        <w:t>The Myth of Classnessness</w:t>
+        <w:t>A Better Way to Protect Deposits</w:t>
       </w:r>
     </w:p>
     <w:p>
@@ -17,17 +17,17 @@
     </w:p>
     <w:p>
       <w:r>
-        <w:t>Date: 1990-10-10</w:t>
+        <w:t>Date: 1990-11-26</w:t>
       </w:r>
     </w:p>
     <w:p>
       <w:r>
-        <w:t>Section: Section A; Page 23, Column 1; Editorial Desk; Op-Ed</w:t>
+        <w:t>Section: Section A;; Section A; Page 18; Column 1; Editorial Desk; Column 1;; Editorial</w:t>
       </w:r>
     </w:p>
     <w:p>
       <w:r>
-        <w:t>Source file: NYT/29.DOCX</w:t>
+        <w:t>Source file: NYT/34.DOCX</w:t>
       </w:r>
     </w:p>
     <w:p>
@@ -49,45 +49,27 @@
     </w:p>
     <w:p>
       <w:r>
-        <w:t>This country is in shackles, its thought, character and public policy locked in distortion and lies. The deceit stands at the root of Federal and state budgetary chaos and corrodes every aspect of national life. It causes the chief executive to expatiate on the defense of ''our life style'' - our life style - as though the way of life of the privileged were universal. And that obliviousness is but a minor symptom of a vast, country-wide self- deception.</w:t>
+        <w:t>The recent collapse of Freedom National Bank in Harlem demolished a proud symbol of black-owned neighborhood enterprise. It also focused attention on Federal deposit insurance, since several charitable organizations stand to lose hundreds of thousands in accounts they mistakenly thought were insured.</w:t>
         <w:br/>
-        <w:t>Several hallowed concepts - independence, individualism, choice -are woven into the web of illusion and self-deception. But presiding over the whole is the icon of classlessness.</w:t>
+        <w:t>The plight of the Harlem charities should temper enthusiasm for proposals circulating within Congress and the Treasury Department to cut back the limits of federally insured deposits. There are better ways to protect taxpayers than by threatening depositors.</w:t>
         <w:br/>
-        <w:t>George Bush asserts that class is ''for European democracies or something else - it isn't for the United States of America. We are not going to be divided by class.'' The forces behind this icon of classlessness range from the media to the national experience of public education.</w:t>
+        <w:t>Federal deposit insurance was enacted during the 1930's in the aftermath of massive bank failures brought on by the Depression. For 50 years, the system worked to protect solvent banks from panicky withdrawals and to give peace of mind to ordinary depositors.</w:t>
         <w:br/>
-        <w:t>The myth of classlessness has a history, of course. Caught up in that history, the Framers of the Constitution refused to impose land and property qualifications for Federal office; and 8 out of 10 Americans, in the Depression, claimed to be middle class. In our time, the myth not only lives deep in people's our nerves, but exerts an ever more destructive influence on public policy.</w:t>
+        <w:t>Starting in the 1970's, Congress deregulated the interest rates that banks were allowed to pay depositors, raised insurance limits to $100,000 from $40,000 and loosened restrictions on bank investments. The combination proved deadly for savings and loan institutions, which had to pay much higher interest rates on deposits than they were earning on their long-term residential mortgages.</w:t>
         <w:br/>
-        <w:t>The myth is in tens of thousands of hours of sitcoms watched by tens of millions, young and old. On ''The Cosby Show,'' black Princeton grads win admission to the law and medical schools of their choice - then chuck it all, preferring to start at the bottom as busboys and waitresses.</w:t>
+        <w:t>Failing S.&amp; L.'s offered fabulously high interest rates to attract deposits, then invested the new money in high-risk ventures. When the investments failed, the Government was stuck paying off depositors. Such gambling with federally insured deposits remains possible under current law.</w:t>
         <w:br/>
-        <w:t>On ''Designing Women,'' elegant, expensively coiffed Southern businesswomen talk for a second or two with striking curtain factory employees and at once become partisans of the strike: ''We are all labor!'' the ladies cry. In the Harvard alumni magazine, a recent graduate genially avers that ''we're all working class.''</w:t>
+        <w:t>Many in Congress and the Administration want to prevent a recurrence of the S.&amp; L. bailout by cutting back taxpayer liability. Some proposals would eliminate the right of depositors to keep separately insured accounts at different banks. Other proposals would return the ceiling on insured accounts to $40,000. The idea is to leave wealthy depositors exposed to loss so they will withdraw money from unsafe banks.</w:t>
         <w:br/>
-        <w:t>And the myth directly affects the distribution of privileges, bounties and hazards in every sector of life.</w:t>
+        <w:t>There are glaring flaws in this idea. Lower deposit limits would hurt depositors who aren't rich. The Harlem charities are examples of depositors with more than $100,000 at stake. Working-class retirees who receive lump-sum pension payments of $60,000 or more might also find themselves vulnerable if deposit limits were reduced.</w:t>
         <w:br/>
-        <w:t>Every year, a Federal housing donation of close to $40 billion is awarded to millions earning more than $50,000 annually. The donation takes the form of tax abatements, such as the mortgage interest and property tax exemptions, and the capital gains deferral on housing sales.</w:t>
+        <w:t>In addition, the incentive is sure to backfire. Professional investors and security analysts were unable to predict which savings and loan institutions would fail. How could ordinary depositors be able to tell which banks are sound? More likely, panicky depositors would withdraw money from solvent banks that become the unjustified targets of rumor.</w:t>
         <w:br/>
-        <w:t>The handout to these $50,000-plus neediest comes at a time when the fair market price of rental housing in all 50 states exceeds the means of families in which two wage-earners work full time for the minimum wage, and when New York City alone has 170,000 families on the waiting list for public housing. Only the faith that America is a classless society prevents this charity to the propertied from being recognized for what it is: an indefensible class ripoff.</w:t>
+        <w:t>Beyond that, limits on deposit insurance have never been enforced in an evenhanded manner. Regulators do not, and probably cannot, allow depositors at large banks to suffer losses lest hasty withdrawals destabilize the banking system. Stricter limits, if passed, would wind up applying only to small banks, like Freedom National, threatening to drive them out of business.</w:t>
         <w:br/>
-        <w:t>And the myth of classlessness figures in corporate decisions that strip the workforce of its dignity and skills by killing off one industry after another, from steel to semiconductors. The assumption is that workers aren't shaped by their skills; when quality jobs disappear, workers can just do - and be - something else.</w:t>
+        <w:t>How then ought the system be reformed? A number of economists have proposed more workable legislation to prevent gambling with insured deposits. Such plans would require banks to keep a large cushion of marketable assets that could be readily claimed by regulatory authorities to pay back depositors. And as losses eroded these assets, regulatory authorities would be required, not just permitted, to stop a bank from extending new loans or distributing dividends.</w:t>
         <w:br/>
-        <w:t>Classlessness functions as the ultimate unspoken excuse for a range of inequities stretching from regressive Social Security taxes to pauperization requirements for care for the disabled, from Attorney General Dick Thornburgh's rejection of guidelines mandating prison terms for white collar criminals to the denial of proper medical care to heart disease patients lacking private insurance and wholly dependent on Medicare.</w:t>
-        <w:br/>
-        <w:t>The Vietnam ''draft,'' the upper income ''bubble,'' tracking in the public schools, ''vocational'' education - all these episodes of state-administered injustice reflect the influence of the myth of classlessness.</w:t>
-        <w:br/>
-        <w:t>And always that influence is masked, obscured, downplayed. Work-related accidents and illnesses kill 70,000 a year - but those people are nearly invisible. ''Most occupational risks are blue collar,'' says Peter Sandman, director of the Environmental Communication Research Program at Rutgers, ''If most risks were professional level they'd get more [media] coverage.''</w:t>
-        <w:br/>
-        <w:t>Gov. James Florio dared to present a fresh, pertinent vision of New Jersey - a vision of a state prepared to acknowledge the realities of our class system and committed to broadening educational opportunity and narrowing the gulf separating rich and poor. The protest against his program is strongest in the richest suburbs, but it has significant working class backing. How could it be otherwise, given the huge resources that have been poured into the campaign to persuade us that we're all one, that each has access to all, that serious inequities simply don't exist?</w:t>
-        <w:br/>
-        <w:t>An immense weight of subsidized opinion has gathered on the side of social untruth, and the means available to those who try to contend against the untruth are fragile. Social wrong is accepted because substantive, as opposed to sitcom, knowledge about class has been habitually suppressed, and the key mode of suppression remains the promotion of the idea of classlessness.</w:t>
-        <w:br/>
-        <w:t>We shall not shake the monster in our midst until we take serious account of the idea of difference - differences between, for one more example, youngsters for whom opportunity means college and youngsters for whom opportunity can only mean the Army. The task is nothing less than that of laying bare the links between the perpetuation of the myth of social sameness and the perpetuation of social wrong. We have all too little time in which to get on with it.</w:t>
-        <w:br/>
-        <w:br/>
-        <w:t>Graphic</w:t>
-        <w:br/>
-        <w:br/>
-        <w:t xml:space="preserve"> </w:t>
-        <w:br/>
-        <w:t>Drawing</w:t>
+        <w:t>With those kinds of safeguards in place, Congress could confidently lift all limits on the amount depositors could put in insured accounts. Yet the taxpayer would be protected, and millions of pensioners, nonprofit organizations and ordinary depositors could sleep soundly at night, knowing their money was safe.</w:t>
       </w:r>
     </w:p>
     <w:sectPr>

--- a/example_articles/states/New York/1.states_New York_New_York_Times.docx
+++ b/example_articles/states/New York/1.states_New York_New_York_Times.docx
@@ -7,7 +7,7 @@
         <w:pStyle w:val="Heading1"/>
       </w:pPr>
       <w:r>
-        <w:t>A Better Way to Protect Deposits</w:t>
+        <w:t>In A.T.M. Case, A Splashy Trail Of Big Spending</w:t>
       </w:r>
     </w:p>
     <w:p>
@@ -17,17 +17,17 @@
     </w:p>
     <w:p>
       <w:r>
-        <w:t>Date: 1990-11-26</w:t>
+        <w:t>Date: 2013-05-11</w:t>
       </w:r>
     </w:p>
     <w:p>
       <w:r>
-        <w:t>Section: Section A;; Section A; Page 18; Column 1; Editorial Desk; Column 1;; Editorial</w:t>
+        <w:t>Section: Section A; Column 0; Metropolitan Desk; Pg. 1</w:t>
       </w:r>
     </w:p>
     <w:p>
       <w:r>
-        <w:t>Source file: NYT/34.DOCX</w:t>
+        <w:t>Source file: NYT/36.DOCX</w:t>
       </w:r>
     </w:p>
     <w:p>
@@ -49,27 +49,88 @@
     </w:p>
     <w:p>
       <w:r>
-        <w:t>The recent collapse of Freedom National Bank in Harlem demolished a proud symbol of black-owned neighborhood enterprise. It also focused attention on Federal deposit insurance, since several charitable organizations stand to lose hundreds of thousands in accounts they mistakenly thought were insured.</w:t>
+        <w:t>Three worked as bus drivers for special-needs children, two worked at Kmart and another delivered pizza for Domino's.</w:t>
         <w:br/>
-        <w:t>The plight of the Harlem charities should temper enthusiasm for proposals circulating within Congress and the Treasury Department to cut back the limits of federally insured deposits. There are better ways to protect taxpayers than by threatening depositors.</w:t>
+        <w:t>A majority had gone to high school together, and for the most part they seemed like just another group of men who did little to stand out in their working-class neighborhood in Yonkers.</w:t>
         <w:br/>
-        <w:t>Federal deposit insurance was enacted during the 1930's in the aftermath of massive bank failures brought on by the Depression. For 50 years, the system worked to protect solvent banks from panicky withdrawals and to give peace of mind to ordinary depositors.</w:t>
+        <w:t>But around Christmas, something changed. They flaunted Rolex watches, drove new luxury cars and took off on trips to Miami, where they went on more shopping sprees.</w:t>
         <w:br/>
-        <w:t>Starting in the 1970's, Congress deregulated the interest rates that banks were allowed to pay depositors, raised insurance limits to $100,000 from $40,000 and loosened restrictions on bank investments. The combination proved deadly for savings and loan institutions, which had to pay much higher interest rates on deposits than they were earning on their long-term residential mortgages.</w:t>
+        <w:t>The eight young men, according to law enforcement officials, had just pulled off the first of two thefts that would ultimately rank among the biggest in New York City history, successful beyond their wildest hopes.</w:t>
         <w:br/>
-        <w:t>Failing S.&amp; L.'s offered fabulously high interest rates to attract deposits, then invested the new money in high-risk ventures. When the investments failed, the Government was stuck paying off depositors. Such gambling with federally insured deposits remains possible under current law.</w:t>
+        <w:t>In all, they are accused of stealing $2.8 million. But, the authorities charge, they were just a small piece of a global ring that executed one of the most far-reaching and best-coordinated crimes of the Internet age, looting $45 million from automated teller machines around the globe, using data stolen from prepaid debit card accounts, all in a matter of hours.</w:t>
         <w:br/>
-        <w:t>Many in Congress and the Administration want to prevent a recurrence of the S.&amp; L. bailout by cutting back taxpayer liability. Some proposals would eliminate the right of depositors to keep separately insured accounts at different banks. Other proposals would return the ceiling on insured accounts to $40,000. The idea is to leave wealthy depositors exposed to loss so they will withdraw money from unsafe banks.</w:t>
+        <w:t>Despite the sophistication of the crime, the men from Yonkers seemed genuinely awe-struck by their good fortune, according to a law enforcement official involved in the investigation, and their eagerness to flash their profits helped lead to their arrests.</w:t>
         <w:br/>
-        <w:t>There are glaring flaws in this idea. Lower deposit limits would hurt depositors who aren't rich. The Harlem charities are examples of depositors with more than $100,000 at stake. Working-class retirees who receive lump-sum pension payments of $60,000 or more might also find themselves vulnerable if deposit limits were reduced.</w:t>
+        <w:t>Alberto Yusi Lajud-Peña, who is believed to have been the leader of the crew, fled to Dominican Republic and quickly bought a pickup truck as he started spending what apparently was his share of the take.</w:t>
         <w:br/>
-        <w:t>In addition, the incentive is sure to backfire. Professional investors and security analysts were unable to predict which savings and loan institutions would fail. How could ordinary depositors be able to tell which banks are sound? More likely, panicky depositors would withdraw money from solvent banks that become the unjustified targets of rumor.</w:t>
+        <w:t>He was killed last month, the victim of a botched robbery devised by his in-laws, according to local law enforcement officials. And the splurges on luxury goods by other members of the crew -- many documented in photographs snapped on their cellphones -- helped build prosecutors' case against them.</w:t>
         <w:br/>
-        <w:t>Beyond that, limits on deposit insurance have never been enforced in an evenhanded manner. Regulators do not, and probably cannot, allow depositors at large banks to suffer losses lest hasty withdrawals destabilize the banking system. Stricter limits, if passed, would wind up applying only to small banks, like Freedom National, threatening to drive them out of business.</w:t>
+        <w:t>After the scope and details of the crime became public on Thursday with the unsealing of an indictment in Brooklyn, bank managers flooded the authorities with worried calls, and anyone with a bank card tucked in a wallet was left to wonder, in a world where millions of dollars can be moved with a keystroke, how safe savings were.</w:t>
         <w:br/>
-        <w:t>How then ought the system be reformed? A number of economists have proposed more workable legislation to prevent gambling with insured deposits. Such plans would require banks to keep a large cushion of marketable assets that could be readily claimed by regulatory authorities to pay back depositors. And as losses eroded these assets, regulatory authorities would be required, not just permitted, to stop a bank from extending new loans or distributing dividends.</w:t>
+        <w:t>But most of the New York crew members seemed to be unaware of the dimensions of their crime, said law enforcement officials and people who have spoken to the young men who have been charged.</w:t>
         <w:br/>
-        <w:t>With those kinds of safeguards in place, Congress could confidently lift all limits on the amount depositors could put in insured accounts. Yet the taxpayer would be protected, and millions of pensioners, nonprofit organizations and ordinary depositors could sleep soundly at night, knowing their money was safe.</w:t>
+        <w:t>''They probably couldn't even find the countries where this scheme was created'' on a map, said Patrick Brackley, a lawyer representing Elvis Rafael Rodriguez, one of those indicted.</w:t>
+        <w:br/>
+        <w:t>Mr. Rodriguez, like the others, entered a not-guilty plea. But Mr. Brackley did not dispute that Mr. Rodriguez was one of the people shown in photographs posing proudly with stacks of stolen cash.</w:t>
+        <w:br/>
+        <w:t>''That is the class of criminal you are dealing with,'' Mr. Brackley said, noting that whatever the skills required of the global operation, the New York participants were at the ''very, very low, low end.''</w:t>
+        <w:br/>
+        <w:t>Investigators around the world are still working to identify members of the network and to determine how it was organized and how its participants were recruited. In court documents made public, investigators point to e-mail correspondence between Mr. Lajud and an organization in Russia known to be involved in money laundering.</w:t>
+        <w:br/>
+        <w:t>They also cite a trip three of the men made to Bucharest, the Romanian capital, on Jan. 9 -- 19 days after the first $5 million was withdrawn from 4,500 A.T.M.'s. The plane tickets, according to court documents, were bought in cash after American Airlines canceled the original reservation, suspecting a stolen credit card had been used to book the flight.</w:t>
+        <w:br/>
+        <w:t>''We believe they were carrying a large amount of money with them,'' according to one of the law enforcement officials, who requested anonymity because of the continuing investigation.</w:t>
+        <w:br/>
+        <w:t>The Secret Service was alerted soon after the A.T.M.'s were drained in December.</w:t>
+        <w:br/>
+        <w:t>The authorities seized bank surveillance video showing withdrawals by ''cashing crews'' in New York and elsewhere, leaving investigators thousands of hours of footage to review.</w:t>
+        <w:br/>
+        <w:t>But after crews in about 24 countries struck again on Feb. 19, stealing $40 million in more than 36,000 A.T.M. transactions, the authorities in New York were able to start matching faces from the two series of thefts, the law enforcement official said.</w:t>
+        <w:br/>
+        <w:t>The cashing crews largely targeted machines at big banks, rather than at delis or convenience stores, because they allow larger withdrawals, the official said.</w:t>
+        <w:br/>
+        <w:t>In the December and the February thefts, hackers obtained account information from bank card processing companies, then raised withdrawal limits. Crews then encoded the information on cards with magnetic strips and used them at the A.T.M.'s.</w:t>
+        <w:br/>
+        <w:t>The men arrested as part of the New York crew are Jael Mejia Collado, 23; Joan Luis Minier Lara, 22; Evan Jose Peña, 35; Jose Familia Reyes, 24; Mr. Rodriguez, 24; Emir Yasser Yeje, 24; and Chung Yu-Holguin, 22.</w:t>
+        <w:br/>
+        <w:t>Only Evan Peña has been in prison before, on a drug conviction. A search of public records did not reveal criminal records for any of the other men.</w:t>
+        <w:br/>
+        <w:t>Learning about the case this week, Milton Velez, 49, who has known Mr. Rodriguez since childhood, shook his head in disbelief.</w:t>
+        <w:br/>
+        <w:t>''That guy? Wow. I'm really surprised,'' he said. ''He was always a good kid. I'd drive him and his mom and his little brother to ShopRite, and he'd help me upstairs with the groceries.''</w:t>
+        <w:br/>
+        <w:t>But when the authorities started to round up his friends in early March, Mr. Rodriguez fled to John F. Kennedy International Airport to board a flight to the Dominican Republic. He was arrested at the airport, according to the law enforcement official.</w:t>
+        <w:br/>
+        <w:t>Mr. Lajud, the suspected crew leader, was more successful, arriving in the Dominican Republic around April 11, friends and relatives said. He split time between Santiago, his birth city, and San Francisco de Macorís, the nearby city where his wife lived.</w:t>
+        <w:br/>
+        <w:t>Soon after arriving in the Dominican Republic, he paid $23,000 for a 2006 Toyota pickup truck.</w:t>
+        <w:br/>
+        <w:t>His wife's cousins, with whom Mr. Lajud and his wife lived after he arrived, realized that he had come into a large amount of money and orchestrated a plan to rob him, local prosecutors said.</w:t>
+        <w:br/>
+        <w:t>''We are continuing to investigate, but we don't have any reason to believe that it was related to the case in the United States,'' Regis Victorio-Reyes, a local district attorney, said.</w:t>
+        <w:br/>
+        <w:t>For his part, Mr. Lajud seemed aware that someone might be out to harm him.</w:t>
+        <w:br/>
+        <w:t>''He'd go straight from the house to the truck with the pistol in his hand for everyone to see,'' a San Francisco resident said.</w:t>
+        <w:br/>
+        <w:t>On April 27, Mr. Lajud was playing dominoes with his wife's cousins in a single-story concrete home. In the bedroom lay an envelope filled with $100,000, along with an M-16 machine gun, a 9-millimeter Smith &amp; Wesson pistol, a .22-caliber Ruger handgun and boxes of ammunition, the police said.</w:t>
+        <w:br/>
+        <w:t>When two hooded men entered the home, Mr. Lajud drew a .45-caliber Glock pistol but was shot five times, according to Col. Juan Luis Sierra of the National Police. The hooded men and the wife's cousins fled, leaving the cash.</w:t>
+        <w:br/>
+        <w:br/>
+        <w:t>http://www.nytimes.com/2013/05/11/nyregion/atm-robbery-suspects-may-have-caused-own-undoing.html</w:t>
+        <w:br/>
+        <w:br/>
+        <w:t>Graphic</w:t>
+        <w:br/>
+        <w:br/>
+        <w:t xml:space="preserve"> </w:t>
+        <w:br/>
+        <w:t>PHOTOS: The All County Bus depot in Yonkers. Three of the theft suspects indicted this week in Brooklyn work as bus drivers there. (PHOTOGRAPH BY MICHAEL APPLETON FOR THE NEW YORK TIMES)</w:t>
+        <w:br/>
+        <w:t>A photo shows about $20,000 sitting on cans of beer following a series of thefts from A.T.M.'s in New York in February. (PHOTOGRAPH BY U.S. ATTORNEY'S OFFICE FOR THE EASTERN DISTRICT OF NEW YORK)</w:t>
+        <w:br/>
+        <w:t xml:space="preserve"> Elvis Rafael Rodriguez is one  of the suspects in the case. (A16)</w:t>
       </w:r>
     </w:p>
     <w:sectPr>
